--- a/Collatio/10/1. Textos/1. Marcados/10-I.docx
+++ b/Collatio/10/1. Textos/1. Marcados/10-I.docx
@@ -1,48 +1,75 @@
 
 <file path=word/document.xml><?xml version="1.0" encoding="utf-8"?>
-<w:document xmlns:wpc="http://schemas.microsoft.com/office/word/2010/wordprocessingCanvas" xmlns:cx="http://schemas.microsoft.com/office/drawing/2014/chartex" xmlns:cx1="http://schemas.microsoft.com/office/drawing/2015/9/8/chartex" xmlns:cx2="http://schemas.microsoft.com/office/drawing/2015/10/21/chartex" xmlns:cx3="http://schemas.microsoft.com/office/drawing/2016/5/9/chartex" xmlns:cx4="http://schemas.microsoft.com/office/drawing/2016/5/10/chartex" xmlns:cx5="http://schemas.microsoft.com/office/drawing/2016/5/11/chartex" xmlns:cx6="http://schemas.microsoft.com/office/drawing/2016/5/12/chartex" xmlns:cx7="http://schemas.microsoft.com/office/drawing/2016/5/13/chartex" xmlns:cx8="http://schemas.microsoft.com/office/drawing/2016/5/14/chartex" xmlns:mc="http://schemas.openxmlformats.org/markup-compatibility/2006" xmlns:aink="http://schemas.microsoft.com/office/drawing/2016/ink" xmlns:am3d="http://schemas.microsoft.com/office/drawing/2017/model3d" xmlns:o="urn:schemas-microsoft-com:office:office" xmlns:oel="http://schemas.microsoft.com/office/2019/extlst" xmlns:r="http://schemas.openxmlformats.org/officeDocument/2006/relationships" xmlns:m="http://schemas.openxmlformats.org/officeDocument/2006/math" xmlns:v="urn:schemas-microsoft-com:vml" xmlns:wp14="http://schemas.microsoft.com/office/word/2010/wordprocessingDrawing" xmlns:wp="http://schemas.openxmlformats.org/drawingml/2006/wordprocessingDrawing" xmlns:w10="urn:schemas-microsoft-com:office:word" xmlns:w="http://schemas.openxmlformats.org/wordprocessingml/2006/main" xmlns:w14="http://schemas.microsoft.com/office/word/2010/wordml" xmlns:w15="http://schemas.microsoft.com/office/word/2012/wordml" xmlns:w16cex="http://schemas.microsoft.com/office/word/2018/wordml/cex" xmlns:w16cid="http://schemas.microsoft.com/office/word/2016/wordml/cid" xmlns:w16="http://schemas.microsoft.com/office/word/2018/wordml" xmlns:w16sdtdh="http://schemas.microsoft.com/office/word/2020/wordml/sdtdatahash" xmlns:w16se="http://schemas.microsoft.com/office/word/2015/wordml/symex" xmlns:wpg="http://schemas.microsoft.com/office/word/2010/wordprocessingGroup" xmlns:wpi="http://schemas.microsoft.com/office/word/2010/wordprocessingInk" xmlns:wne="http://schemas.microsoft.com/office/word/2006/wordml" xmlns:wps="http://schemas.microsoft.com/office/word/2010/wordprocessingShape" mc:Ignorable="w14 w15 w16se w16cid w16 w16cex w16sdtdh wp14">
+<w:document xmlns:wpc="http://schemas.microsoft.com/office/word/2010/wordprocessingCanvas" xmlns:cx="http://schemas.microsoft.com/office/drawing/2014/chartex" xmlns:cx1="http://schemas.microsoft.com/office/drawing/2015/9/8/chartex" xmlns:cx2="http://schemas.microsoft.com/office/drawing/2015/10/21/chartex" xmlns:cx3="http://schemas.microsoft.com/office/drawing/2016/5/9/chartex" xmlns:cx4="http://schemas.microsoft.com/office/drawing/2016/5/10/chartex" xmlns:cx5="http://schemas.microsoft.com/office/drawing/2016/5/11/chartex" xmlns:cx6="http://schemas.microsoft.com/office/drawing/2016/5/12/chartex" xmlns:cx7="http://schemas.microsoft.com/office/drawing/2016/5/13/chartex" xmlns:cx8="http://schemas.microsoft.com/office/drawing/2016/5/14/chartex" xmlns:mc="http://schemas.openxmlformats.org/markup-compatibility/2006" xmlns:aink="http://schemas.microsoft.com/office/drawing/2016/ink" xmlns:am3d="http://schemas.microsoft.com/office/drawing/2017/model3d" xmlns:o="urn:schemas-microsoft-com:office:office" xmlns:oel="http://schemas.microsoft.com/office/2019/extlst" xmlns:r="http://schemas.openxmlformats.org/officeDocument/2006/relationships" xmlns:m="http://schemas.openxmlformats.org/officeDocument/2006/math" xmlns:v="urn:schemas-microsoft-com:vml" xmlns:wp14="http://schemas.microsoft.com/office/word/2010/wordprocessingDrawing" xmlns:wp="http://schemas.openxmlformats.org/drawingml/2006/wordprocessingDrawing" xmlns:w10="urn:schemas-microsoft-com:office:word" xmlns:w="http://schemas.openxmlformats.org/wordprocessingml/2006/main" xmlns:w14="http://schemas.microsoft.com/office/word/2010/wordml" xmlns:w15="http://schemas.microsoft.com/office/word/2012/wordml" xmlns:w16cex="http://schemas.microsoft.com/office/word/2018/wordml/cex" xmlns:w16cid="http://schemas.microsoft.com/office/word/2016/wordml/cid" xmlns:w16="http://schemas.microsoft.com/office/word/2018/wordml" xmlns:w16du="http://schemas.microsoft.com/office/word/2023/wordml/word16du" xmlns:w16sdtdh="http://schemas.microsoft.com/office/word/2020/wordml/sdtdatahash" xmlns:w16sdtfl="http://schemas.microsoft.com/office/word/2024/wordml/sdtformatlock" xmlns:w16se="http://schemas.microsoft.com/office/word/2015/wordml/symex" xmlns:wpg="http://schemas.microsoft.com/office/word/2010/wordprocessingGroup" xmlns:wpi="http://schemas.microsoft.com/office/word/2010/wordprocessingInk" xmlns:wne="http://schemas.microsoft.com/office/word/2006/wordml" xmlns:wps="http://schemas.microsoft.com/office/word/2010/wordprocessingShape" mc:Ignorable="w14 w15 w16se w16cid w16 w16cex w16sdtdh w16sdtfl w16du wp14">
   <w:body>
     <w:p>
-      <w:r>
-        <w:rPr>
+      <w:pPr>
+        <w:rPr>
+          <w:rFonts w:ascii="Brill" w:hAnsi="Brill"/>
+        </w:rPr>
+      </w:pPr>
+      <w:r>
+        <w:rPr>
+          <w:rFonts w:ascii="Brill" w:hAnsi="Brill"/>
           <w:color w:val="FF0000"/>
         </w:rPr>
         <w:t xml:space="preserve">32r </w:t>
       </w:r>
       <w:r>
+        <w:rPr>
+          <w:rFonts w:ascii="Brill" w:hAnsi="Brill"/>
+        </w:rPr>
         <w:t xml:space="preserve">Dixo el diciplo maestro quiero fazer una pregunta por que quiso dios encarnar en la virgen Maria ca yo tengo que muy bien pudiera </w:t>
       </w:r>
       <w:r>
         <w:rPr>
+          <w:rFonts w:ascii="Brill" w:hAnsi="Brill"/>
           <w:color w:val="FF0000"/>
         </w:rPr>
         <w:t xml:space="preserve">32v </w:t>
       </w:r>
       <w:r>
+        <w:rPr>
+          <w:rFonts w:ascii="Brill" w:hAnsi="Brill"/>
+        </w:rPr>
         <w:t>el salvar el mundo sin tomar carne d ella si quisiera. % respondio el maestro yo te lo dire e te lo quiero mostrar por razon derecha que non pudiera ser de otra guisa si non como % Sepas que en el pecado de Adam fueron tres aparceros % El primero fue el diablo en figura de serpiente que lo andudo e lo ordeno. % el segundo fue Eva que lo consejo</w:t>
       </w:r>
       <w:r>
         <w:rPr>
+          <w:rFonts w:ascii="Brill" w:hAnsi="Brill"/>
           <w:lang w:val="es-ES"/>
         </w:rPr>
         <w:t>.</w:t>
       </w:r>
       <w:r>
+        <w:rPr>
+          <w:rFonts w:ascii="Brill" w:hAnsi="Brill"/>
+        </w:rPr>
         <w:t xml:space="preserve"> el tercero fue Adam que lo consintio e lo puso en obra. pues asi como este pecado fue fecho por tres asi convenia que la salvacion por que se avia a salvar el pecado que fuese otro si por tres % E quiero te dezir como e en que manera. en logar de la serpiente andudo el spiritu santo en como hordenase la encarnacion % ca en dos maneras andudo el spiritu santo % la primera en dar gracia a santa Maria que oviese ella en si tal que oviese el por derecho de encarnar en ella. % lo segundo en como esto guisado tovo por derecho de decender a tomar carne en esta virgen bien aventurada. E en logar de Eva </w:t>
       </w:r>
       <w:r>
         <w:rPr>
+          <w:rFonts w:ascii="Brill" w:hAnsi="Brill"/>
           <w:color w:val="FF0000"/>
         </w:rPr>
         <w:t xml:space="preserve">33r </w:t>
       </w:r>
       <w:r>
+        <w:rPr>
+          <w:rFonts w:ascii="Brill" w:hAnsi="Brill"/>
+        </w:rPr>
         <w:t>que lo conssejo fue el angel Gabriel que traxo la mandaderia % E consejo la muy bien en aquello que le dixo % E asi como Adan lo consintiera e lo metio en obra asi consintio nuestra señora la virgen Maria en aquellas palabras que le dixo el angel. % en manera que dios padre vino a cumplir su obra % De</w:t>
       </w:r>
       <w:r>
+        <w:rPr>
+          <w:rFonts w:ascii="Brill" w:hAnsi="Brill"/>
+        </w:rPr>
         <w:t xml:space="preserve"> </w:t>
       </w:r>
       <w:r>
+        <w:rPr>
+          <w:rFonts w:ascii="Brill" w:hAnsi="Brill"/>
+        </w:rPr>
         <w:t>mas d esto fallamos esta spiritu en el comienço de la salutacion que dixo ave que es contraria de Eva % E la intincion por que gelo dixera era esta por que en todas las cosas del mundo avia de ser contraria</w:t>
       </w:r>
     </w:p>
@@ -57,7 +84,7 @@
 </file>
 
 <file path=word/styles.xml><?xml version="1.0" encoding="utf-8"?>
-<w:styles xmlns:mc="http://schemas.openxmlformats.org/markup-compatibility/2006" xmlns:r="http://schemas.openxmlformats.org/officeDocument/2006/relationships" xmlns:w="http://schemas.openxmlformats.org/wordprocessingml/2006/main" xmlns:w14="http://schemas.microsoft.com/office/word/2010/wordml" xmlns:w15="http://schemas.microsoft.com/office/word/2012/wordml" xmlns:w16cex="http://schemas.microsoft.com/office/word/2018/wordml/cex" xmlns:w16cid="http://schemas.microsoft.com/office/word/2016/wordml/cid" xmlns:w16="http://schemas.microsoft.com/office/word/2018/wordml" xmlns:w16sdtdh="http://schemas.microsoft.com/office/word/2020/wordml/sdtdatahash" xmlns:w16se="http://schemas.microsoft.com/office/word/2015/wordml/symex" mc:Ignorable="w14 w15 w16se w16cid w16 w16cex w16sdtdh">
+<w:styles xmlns:mc="http://schemas.openxmlformats.org/markup-compatibility/2006" xmlns:r="http://schemas.openxmlformats.org/officeDocument/2006/relationships" xmlns:w="http://schemas.openxmlformats.org/wordprocessingml/2006/main" xmlns:w14="http://schemas.microsoft.com/office/word/2010/wordml" xmlns:w15="http://schemas.microsoft.com/office/word/2012/wordml" xmlns:w16cex="http://schemas.microsoft.com/office/word/2018/wordml/cex" xmlns:w16cid="http://schemas.microsoft.com/office/word/2016/wordml/cid" xmlns:w16="http://schemas.microsoft.com/office/word/2018/wordml" xmlns:w16du="http://schemas.microsoft.com/office/word/2023/wordml/word16du" xmlns:w16sdtdh="http://schemas.microsoft.com/office/word/2020/wordml/sdtdatahash" xmlns:w16sdtfl="http://schemas.microsoft.com/office/word/2024/wordml/sdtformatlock" xmlns:w16se="http://schemas.microsoft.com/office/word/2015/wordml/symex" mc:Ignorable="w14 w15 w16se w16cid w16 w16cex w16sdtdh w16sdtfl w16du">
   <w:docDefaults>
     <w:rPrDefault>
       <w:rPr>
